--- a/ALR-DocgenTemplates/ReceiptTemplate.docx
+++ b/ALR-DocgenTemplates/ReceiptTemplate.docx
@@ -1,6 +1,6 @@
 
 <file path=word/document.xml><?xml version="1.0" encoding="utf-8"?>
-<w:document xmlns:wpc="http://schemas.microsoft.com/office/word/2010/wordprocessingCanvas" xmlns:cx="http://schemas.microsoft.com/office/drawing/2014/chartex" xmlns:cx1="http://schemas.microsoft.com/office/drawing/2015/9/8/chartex" xmlns:cx2="http://schemas.microsoft.com/office/drawing/2015/10/21/chartex" xmlns:cx3="http://schemas.microsoft.com/office/drawing/2016/5/9/chartex" xmlns:cx4="http://schemas.microsoft.com/office/drawing/2016/5/10/chartex" xmlns:cx5="http://schemas.microsoft.com/office/drawing/2016/5/11/chartex" xmlns:cx6="http://schemas.microsoft.com/office/drawing/2016/5/12/chartex" xmlns:cx7="http://schemas.microsoft.com/office/drawing/2016/5/13/chartex" xmlns:cx8="http://schemas.microsoft.com/office/drawing/2016/5/14/chartex" xmlns:mc="http://schemas.openxmlformats.org/markup-compatibility/2006" xmlns:aink="http://schemas.microsoft.com/office/drawing/2016/ink" xmlns:am3d="http://schemas.microsoft.com/office/drawing/2017/model3d" xmlns:o="urn:schemas-microsoft-com:office:office" xmlns:oel="http://schemas.microsoft.com/office/2019/extlst" xmlns:r="http://schemas.openxmlformats.org/officeDocument/2006/relationships" xmlns:m="http://schemas.openxmlformats.org/officeDocument/2006/math" xmlns:v="urn:schemas-microsoft-com:vml" xmlns:wp14="http://schemas.microsoft.com/office/word/2010/wordprocessingDrawing" xmlns:wp="http://schemas.openxmlformats.org/drawingml/2006/wordprocessingDrawing" xmlns:w10="urn:schemas-microsoft-com:office:word" xmlns:w="http://schemas.openxmlformats.org/wordprocessingml/2006/main" xmlns:w14="http://schemas.microsoft.com/office/word/2010/wordml" xmlns:w15="http://schemas.microsoft.com/office/word/2012/wordml" xmlns:w16cex="http://schemas.microsoft.com/office/word/2018/wordml/cex" xmlns:w16cid="http://schemas.microsoft.com/office/word/2016/wordml/cid" xmlns:w16="http://schemas.microsoft.com/office/word/2018/wordml" xmlns:w16sdtdh="http://schemas.microsoft.com/office/word/2020/wordml/sdtdatahash" xmlns:w16se="http://schemas.microsoft.com/office/word/2015/wordml/symex" xmlns:wpg="http://schemas.microsoft.com/office/word/2010/wordprocessingGroup" xmlns:wpi="http://schemas.microsoft.com/office/word/2010/wordprocessingInk" xmlns:wne="http://schemas.microsoft.com/office/word/2006/wordml" xmlns:wps="http://schemas.microsoft.com/office/word/2010/wordprocessingShape" mc:Ignorable="w14 w15 w16se w16cid w16 w16cex w16sdtdh wp14">
+<w:document xmlns:wpc="http://schemas.microsoft.com/office/word/2010/wordprocessingCanvas" xmlns:cx="http://schemas.microsoft.com/office/drawing/2014/chartex" xmlns:cx1="http://schemas.microsoft.com/office/drawing/2015/9/8/chartex" xmlns:cx2="http://schemas.microsoft.com/office/drawing/2015/10/21/chartex" xmlns:cx3="http://schemas.microsoft.com/office/drawing/2016/5/9/chartex" xmlns:cx4="http://schemas.microsoft.com/office/drawing/2016/5/10/chartex" xmlns:cx5="http://schemas.microsoft.com/office/drawing/2016/5/11/chartex" xmlns:cx6="http://schemas.microsoft.com/office/drawing/2016/5/12/chartex" xmlns:cx7="http://schemas.microsoft.com/office/drawing/2016/5/13/chartex" xmlns:cx8="http://schemas.microsoft.com/office/drawing/2016/5/14/chartex" xmlns:mc="http://schemas.openxmlformats.org/markup-compatibility/2006" xmlns:aink="http://schemas.microsoft.com/office/drawing/2016/ink" xmlns:am3d="http://schemas.microsoft.com/office/drawing/2017/model3d" xmlns:o="urn:schemas-microsoft-com:office:office" xmlns:oel="http://schemas.microsoft.com/office/2019/extlst" xmlns:r="http://schemas.openxmlformats.org/officeDocument/2006/relationships" xmlns:m="http://schemas.openxmlformats.org/officeDocument/2006/math" xmlns:v="urn:schemas-microsoft-com:vml" xmlns:wp14="http://schemas.microsoft.com/office/word/2010/wordprocessingDrawing" xmlns:wp="http://schemas.openxmlformats.org/drawingml/2006/wordprocessingDrawing" xmlns:w10="urn:schemas-microsoft-com:office:word" xmlns:w="http://schemas.openxmlformats.org/wordprocessingml/2006/main" xmlns:w14="http://schemas.microsoft.com/office/word/2010/wordml" xmlns:w15="http://schemas.microsoft.com/office/word/2012/wordml" xmlns:w16cex="http://schemas.microsoft.com/office/word/2018/wordml/cex" xmlns:w16cid="http://schemas.microsoft.com/office/word/2016/wordml/cid" xmlns:w16="http://schemas.microsoft.com/office/word/2018/wordml" xmlns:w16du="http://schemas.microsoft.com/office/word/2023/wordml/word16du" xmlns:w16sdtdh="http://schemas.microsoft.com/office/word/2020/wordml/sdtdatahash" xmlns:w16sdtfl="http://schemas.microsoft.com/office/word/2024/wordml/sdtformatlock" xmlns:w16se="http://schemas.microsoft.com/office/word/2015/wordml/symex" xmlns:wpg="http://schemas.microsoft.com/office/word/2010/wordprocessingGroup" xmlns:wpi="http://schemas.microsoft.com/office/word/2010/wordprocessingInk" xmlns:wne="http://schemas.microsoft.com/office/word/2006/wordml" xmlns:wps="http://schemas.microsoft.com/office/word/2010/wordprocessingShape" mc:Ignorable="w14 w15 w16se w16cid w16 w16cex w16sdtdh w16sdtfl w16du wp14">
   <w:body>
     <w:p>
       <w:pPr>
@@ -232,13 +232,23 @@
         </w:rPr>
         <w:br/>
       </w:r>
-      <w:r>
-        <w:rPr>
-          <w:color w:val="4472C4" w:themeColor="accent1"/>
-          <w:sz w:val="24"/>
-          <w:szCs w:val="24"/>
-        </w:rPr>
-        <w:t xml:space="preserve">Address : </w:t>
+      <w:proofErr w:type="gramStart"/>
+      <w:r>
+        <w:rPr>
+          <w:color w:val="4472C4" w:themeColor="accent1"/>
+          <w:sz w:val="24"/>
+          <w:szCs w:val="24"/>
+        </w:rPr>
+        <w:t>Address :</w:t>
+      </w:r>
+      <w:proofErr w:type="gramEnd"/>
+      <w:r>
+        <w:rPr>
+          <w:color w:val="4472C4" w:themeColor="accent1"/>
+          <w:sz w:val="24"/>
+          <w:szCs w:val="24"/>
+        </w:rPr>
+        <w:t xml:space="preserve"> </w:t>
       </w:r>
       <w:r>
         <w:rPr>
@@ -1000,6 +1010,7 @@
         </w:rPr>
         <w:t xml:space="preserve"> </w:t>
       </w:r>
+      <w:proofErr w:type="gramStart"/>
       <w:r>
         <w:rPr>
           <w:b/>
@@ -1011,53 +1022,27 @@
       </w:r>
       <w:r>
         <w:rPr>
-          <w:color w:val="4472C4" w:themeColor="accent1"/>
-          <w:sz w:val="24"/>
-          <w:szCs w:val="24"/>
-        </w:rPr>
-        <w:t>{</w:t>
-      </w:r>
-      <w:r>
-        <w:rPr>
-          <w:color w:val="4472C4" w:themeColor="accent1"/>
-          <w:sz w:val="24"/>
-          <w:szCs w:val="24"/>
-        </w:rPr>
-        <w:t>{</w:t>
+          <w:sz w:val="24"/>
+          <w:szCs w:val="24"/>
+        </w:rPr>
+        <w:t>{{</w:t>
       </w:r>
       <w:proofErr w:type="spellStart"/>
-      <w:r>
-        <w:rPr>
-          <w:color w:val="4472C4" w:themeColor="accent1"/>
-          <w:sz w:val="24"/>
-          <w:szCs w:val="24"/>
-        </w:rPr>
-        <w:t>Certificate</w:t>
-      </w:r>
-      <w:r>
-        <w:rPr>
-          <w:color w:val="4472C4" w:themeColor="accent1"/>
-          <w:sz w:val="24"/>
-          <w:szCs w:val="24"/>
-        </w:rPr>
-        <w:t>Id</w:t>
+      <w:proofErr w:type="gramEnd"/>
+      <w:r>
+        <w:rPr>
+          <w:sz w:val="24"/>
+          <w:szCs w:val="24"/>
+        </w:rPr>
+        <w:t>IF_isCertificateIdNotPresent</w:t>
       </w:r>
       <w:proofErr w:type="spellEnd"/>
       <w:r>
         <w:rPr>
-          <w:color w:val="4472C4" w:themeColor="accent1"/>
-          <w:sz w:val="24"/>
-          <w:szCs w:val="24"/>
-        </w:rPr>
-        <w:t>}</w:t>
-      </w:r>
-      <w:r>
-        <w:rPr>
-          <w:color w:val="4472C4" w:themeColor="accent1"/>
-          <w:sz w:val="24"/>
-          <w:szCs w:val="24"/>
-        </w:rPr>
-        <w:t>}</w:t>
+          <w:sz w:val="24"/>
+          <w:szCs w:val="24"/>
+        </w:rPr>
+        <w:t>}}</w:t>
       </w:r>
       <w:r>
         <w:rPr>
@@ -1085,21 +1070,14 @@
           <w:sz w:val="24"/>
           <w:szCs w:val="24"/>
         </w:rPr>
-        <w:tab/>
-      </w:r>
-      <w:r>
-        <w:rPr>
-          <w:sz w:val="24"/>
-          <w:szCs w:val="24"/>
-        </w:rPr>
-        <w:tab/>
-      </w:r>
-      <w:r>
-        <w:rPr>
-          <w:sz w:val="24"/>
-          <w:szCs w:val="24"/>
-        </w:rPr>
         <w:t xml:space="preserve">    </w:t>
+      </w:r>
+      <w:r>
+        <w:rPr>
+          <w:sz w:val="24"/>
+          <w:szCs w:val="24"/>
+        </w:rPr>
+        <w:t xml:space="preserve"> </w:t>
       </w:r>
       <w:r>
         <w:rPr>
@@ -1187,6 +1165,7 @@
         </w:rPr>
         <w:t xml:space="preserve"> Payment received</w:t>
       </w:r>
+      <w:proofErr w:type="gramStart"/>
       <w:r>
         <w:rPr>
           <w:b/>
@@ -1195,53 +1174,69 @@
         </w:rPr>
         <w:t>:</w:t>
       </w:r>
+      <w:r>
+        <w:rPr>
+          <w:b/>
+          <w:bCs/>
+          <w:sz w:val="22"/>
+        </w:rPr>
+        <w:t xml:space="preserve">  </w:t>
+      </w:r>
+      <w:r>
+        <w:rPr>
+          <w:color w:val="4472C4" w:themeColor="accent1"/>
+          <w:sz w:val="22"/>
+        </w:rPr>
+        <w:t>{</w:t>
+      </w:r>
+      <w:proofErr w:type="gramEnd"/>
+      <w:r>
+        <w:rPr>
+          <w:color w:val="4472C4" w:themeColor="accent1"/>
+          <w:sz w:val="22"/>
+        </w:rPr>
+        <w:t>{InvoicePaymentDate</w:t>
+      </w:r>
       <w:proofErr w:type="gramStart"/>
       <w:r>
         <w:rPr>
+          <w:color w:val="4472C4" w:themeColor="accent1"/>
+          <w:sz w:val="22"/>
+        </w:rPr>
+        <w:t>}}</w:t>
+      </w:r>
+      <w:r>
+        <w:rPr>
           <w:b/>
           <w:bCs/>
           <w:sz w:val="22"/>
         </w:rPr>
         <w:t xml:space="preserve">   </w:t>
       </w:r>
-      <w:r>
-        <w:rPr>
-          <w:color w:val="4472C4" w:themeColor="accent1"/>
-          <w:sz w:val="22"/>
-        </w:rPr>
-        <w:t>{</w:t>
-      </w:r>
       <w:proofErr w:type="gramEnd"/>
       <w:r>
         <w:rPr>
-          <w:color w:val="4472C4" w:themeColor="accent1"/>
-          <w:sz w:val="22"/>
-        </w:rPr>
-        <w:t>{</w:t>
-      </w:r>
-      <w:proofErr w:type="spellStart"/>
-      <w:r>
-        <w:rPr>
-          <w:color w:val="4472C4" w:themeColor="accent1"/>
-          <w:sz w:val="22"/>
-        </w:rPr>
-        <w:t>InvoicePaymentDate</w:t>
-      </w:r>
-      <w:proofErr w:type="spellEnd"/>
-      <w:r>
-        <w:rPr>
-          <w:color w:val="4472C4" w:themeColor="accent1"/>
-          <w:sz w:val="22"/>
-        </w:rPr>
-        <w:t>}}</w:t>
-      </w:r>
-      <w:r>
-        <w:rPr>
-          <w:b/>
-          <w:bCs/>
-          <w:sz w:val="22"/>
-        </w:rPr>
-        <w:t xml:space="preserve">                                       Payment received</w:t>
+          <w:b/>
+          <w:bCs/>
+          <w:sz w:val="22"/>
+        </w:rPr>
+        <w:t xml:space="preserve">                               </w:t>
+      </w:r>
+      <w:r>
+        <w:rPr>
+          <w:b/>
+          <w:bCs/>
+          <w:sz w:val="22"/>
+        </w:rPr>
+        <w:t xml:space="preserve">      </w:t>
+      </w:r>
+      <w:r>
+        <w:rPr>
+          <w:b/>
+          <w:bCs/>
+          <w:sz w:val="22"/>
+        </w:rPr>
+        <w:t>Payment received</w:t>
       </w:r>
       <w:r>
         <w:rPr>
@@ -1516,7 +1511,7 @@
 </file>
 
 <file path=word/endnotes.xml><?xml version="1.0" encoding="utf-8"?>
-<w:endnotes xmlns:wpc="http://schemas.microsoft.com/office/word/2010/wordprocessingCanvas" xmlns:cx="http://schemas.microsoft.com/office/drawing/2014/chartex" xmlns:cx1="http://schemas.microsoft.com/office/drawing/2015/9/8/chartex" xmlns:cx2="http://schemas.microsoft.com/office/drawing/2015/10/21/chartex" xmlns:cx3="http://schemas.microsoft.com/office/drawing/2016/5/9/chartex" xmlns:cx4="http://schemas.microsoft.com/office/drawing/2016/5/10/chartex" xmlns:cx5="http://schemas.microsoft.com/office/drawing/2016/5/11/chartex" xmlns:cx6="http://schemas.microsoft.com/office/drawing/2016/5/12/chartex" xmlns:cx7="http://schemas.microsoft.com/office/drawing/2016/5/13/chartex" xmlns:cx8="http://schemas.microsoft.com/office/drawing/2016/5/14/chartex" xmlns:mc="http://schemas.openxmlformats.org/markup-compatibility/2006" xmlns:aink="http://schemas.microsoft.com/office/drawing/2016/ink" xmlns:am3d="http://schemas.microsoft.com/office/drawing/2017/model3d" xmlns:o="urn:schemas-microsoft-com:office:office" xmlns:oel="http://schemas.microsoft.com/office/2019/extlst" xmlns:r="http://schemas.openxmlformats.org/officeDocument/2006/relationships" xmlns:m="http://schemas.openxmlformats.org/officeDocument/2006/math" xmlns:v="urn:schemas-microsoft-com:vml" xmlns:wp14="http://schemas.microsoft.com/office/word/2010/wordprocessingDrawing" xmlns:wp="http://schemas.openxmlformats.org/drawingml/2006/wordprocessingDrawing" xmlns:w10="urn:schemas-microsoft-com:office:word" xmlns:w="http://schemas.openxmlformats.org/wordprocessingml/2006/main" xmlns:w14="http://schemas.microsoft.com/office/word/2010/wordml" xmlns:w15="http://schemas.microsoft.com/office/word/2012/wordml" xmlns:w16cex="http://schemas.microsoft.com/office/word/2018/wordml/cex" xmlns:w16cid="http://schemas.microsoft.com/office/word/2016/wordml/cid" xmlns:w16="http://schemas.microsoft.com/office/word/2018/wordml" xmlns:w16sdtdh="http://schemas.microsoft.com/office/word/2020/wordml/sdtdatahash" xmlns:w16se="http://schemas.microsoft.com/office/word/2015/wordml/symex" xmlns:wpg="http://schemas.microsoft.com/office/word/2010/wordprocessingGroup" xmlns:wpi="http://schemas.microsoft.com/office/word/2010/wordprocessingInk" xmlns:wne="http://schemas.microsoft.com/office/word/2006/wordml" xmlns:wps="http://schemas.microsoft.com/office/word/2010/wordprocessingShape" mc:Ignorable="w14 w15 w16se w16cid w16 w16cex w16sdtdh wp14">
+<w:endnotes xmlns:wpc="http://schemas.microsoft.com/office/word/2010/wordprocessingCanvas" xmlns:cx="http://schemas.microsoft.com/office/drawing/2014/chartex" xmlns:cx1="http://schemas.microsoft.com/office/drawing/2015/9/8/chartex" xmlns:cx2="http://schemas.microsoft.com/office/drawing/2015/10/21/chartex" xmlns:cx3="http://schemas.microsoft.com/office/drawing/2016/5/9/chartex" xmlns:cx4="http://schemas.microsoft.com/office/drawing/2016/5/10/chartex" xmlns:cx5="http://schemas.microsoft.com/office/drawing/2016/5/11/chartex" xmlns:cx6="http://schemas.microsoft.com/office/drawing/2016/5/12/chartex" xmlns:cx7="http://schemas.microsoft.com/office/drawing/2016/5/13/chartex" xmlns:cx8="http://schemas.microsoft.com/office/drawing/2016/5/14/chartex" xmlns:mc="http://schemas.openxmlformats.org/markup-compatibility/2006" xmlns:aink="http://schemas.microsoft.com/office/drawing/2016/ink" xmlns:am3d="http://schemas.microsoft.com/office/drawing/2017/model3d" xmlns:o="urn:schemas-microsoft-com:office:office" xmlns:oel="http://schemas.microsoft.com/office/2019/extlst" xmlns:r="http://schemas.openxmlformats.org/officeDocument/2006/relationships" xmlns:m="http://schemas.openxmlformats.org/officeDocument/2006/math" xmlns:v="urn:schemas-microsoft-com:vml" xmlns:wp14="http://schemas.microsoft.com/office/word/2010/wordprocessingDrawing" xmlns:wp="http://schemas.openxmlformats.org/drawingml/2006/wordprocessingDrawing" xmlns:w10="urn:schemas-microsoft-com:office:word" xmlns:w="http://schemas.openxmlformats.org/wordprocessingml/2006/main" xmlns:w14="http://schemas.microsoft.com/office/word/2010/wordml" xmlns:w15="http://schemas.microsoft.com/office/word/2012/wordml" xmlns:w16cex="http://schemas.microsoft.com/office/word/2018/wordml/cex" xmlns:w16cid="http://schemas.microsoft.com/office/word/2016/wordml/cid" xmlns:w16="http://schemas.microsoft.com/office/word/2018/wordml" xmlns:w16du="http://schemas.microsoft.com/office/word/2023/wordml/word16du" xmlns:w16sdtdh="http://schemas.microsoft.com/office/word/2020/wordml/sdtdatahash" xmlns:w16sdtfl="http://schemas.microsoft.com/office/word/2024/wordml/sdtformatlock" xmlns:w16se="http://schemas.microsoft.com/office/word/2015/wordml/symex" xmlns:wpg="http://schemas.microsoft.com/office/word/2010/wordprocessingGroup" xmlns:wpi="http://schemas.microsoft.com/office/word/2010/wordprocessingInk" xmlns:wne="http://schemas.microsoft.com/office/word/2006/wordml" xmlns:wps="http://schemas.microsoft.com/office/word/2010/wordprocessingShape" mc:Ignorable="w14 w15 w16se w16cid w16 w16cex w16sdtdh w16sdtfl w16du wp14">
   <w:endnote w:type="separator" w:id="-1">
     <w:p>
       <w:pPr>
@@ -1541,7 +1536,7 @@
 </file>
 
 <file path=word/footer1.xml><?xml version="1.0" encoding="utf-8"?>
-<w:ftr xmlns:wpc="http://schemas.microsoft.com/office/word/2010/wordprocessingCanvas" xmlns:cx="http://schemas.microsoft.com/office/drawing/2014/chartex" xmlns:cx1="http://schemas.microsoft.com/office/drawing/2015/9/8/chartex" xmlns:cx2="http://schemas.microsoft.com/office/drawing/2015/10/21/chartex" xmlns:cx3="http://schemas.microsoft.com/office/drawing/2016/5/9/chartex" xmlns:cx4="http://schemas.microsoft.com/office/drawing/2016/5/10/chartex" xmlns:cx5="http://schemas.microsoft.com/office/drawing/2016/5/11/chartex" xmlns:cx6="http://schemas.microsoft.com/office/drawing/2016/5/12/chartex" xmlns:cx7="http://schemas.microsoft.com/office/drawing/2016/5/13/chartex" xmlns:cx8="http://schemas.microsoft.com/office/drawing/2016/5/14/chartex" xmlns:mc="http://schemas.openxmlformats.org/markup-compatibility/2006" xmlns:aink="http://schemas.microsoft.com/office/drawing/2016/ink" xmlns:am3d="http://schemas.microsoft.com/office/drawing/2017/model3d" xmlns:o="urn:schemas-microsoft-com:office:office" xmlns:oel="http://schemas.microsoft.com/office/2019/extlst" xmlns:r="http://schemas.openxmlformats.org/officeDocument/2006/relationships" xmlns:m="http://schemas.openxmlformats.org/officeDocument/2006/math" xmlns:v="urn:schemas-microsoft-com:vml" xmlns:wp14="http://schemas.microsoft.com/office/word/2010/wordprocessingDrawing" xmlns:wp="http://schemas.openxmlformats.org/drawingml/2006/wordprocessingDrawing" xmlns:w10="urn:schemas-microsoft-com:office:word" xmlns:w="http://schemas.openxmlformats.org/wordprocessingml/2006/main" xmlns:w14="http://schemas.microsoft.com/office/word/2010/wordml" xmlns:w15="http://schemas.microsoft.com/office/word/2012/wordml" xmlns:w16cex="http://schemas.microsoft.com/office/word/2018/wordml/cex" xmlns:w16cid="http://schemas.microsoft.com/office/word/2016/wordml/cid" xmlns:w16="http://schemas.microsoft.com/office/word/2018/wordml" xmlns:w16sdtdh="http://schemas.microsoft.com/office/word/2020/wordml/sdtdatahash" xmlns:w16se="http://schemas.microsoft.com/office/word/2015/wordml/symex" xmlns:wpg="http://schemas.microsoft.com/office/word/2010/wordprocessingGroup" xmlns:wpi="http://schemas.microsoft.com/office/word/2010/wordprocessingInk" xmlns:wne="http://schemas.microsoft.com/office/word/2006/wordml" xmlns:wps="http://schemas.microsoft.com/office/word/2010/wordprocessingShape" mc:Ignorable="w14 w15 w16se w16cid w16 w16cex w16sdtdh wp14">
+<w:ftr xmlns:wpc="http://schemas.microsoft.com/office/word/2010/wordprocessingCanvas" xmlns:cx="http://schemas.microsoft.com/office/drawing/2014/chartex" xmlns:cx1="http://schemas.microsoft.com/office/drawing/2015/9/8/chartex" xmlns:cx2="http://schemas.microsoft.com/office/drawing/2015/10/21/chartex" xmlns:cx3="http://schemas.microsoft.com/office/drawing/2016/5/9/chartex" xmlns:cx4="http://schemas.microsoft.com/office/drawing/2016/5/10/chartex" xmlns:cx5="http://schemas.microsoft.com/office/drawing/2016/5/11/chartex" xmlns:cx6="http://schemas.microsoft.com/office/drawing/2016/5/12/chartex" xmlns:cx7="http://schemas.microsoft.com/office/drawing/2016/5/13/chartex" xmlns:cx8="http://schemas.microsoft.com/office/drawing/2016/5/14/chartex" xmlns:mc="http://schemas.openxmlformats.org/markup-compatibility/2006" xmlns:aink="http://schemas.microsoft.com/office/drawing/2016/ink" xmlns:am3d="http://schemas.microsoft.com/office/drawing/2017/model3d" xmlns:o="urn:schemas-microsoft-com:office:office" xmlns:oel="http://schemas.microsoft.com/office/2019/extlst" xmlns:r="http://schemas.openxmlformats.org/officeDocument/2006/relationships" xmlns:m="http://schemas.openxmlformats.org/officeDocument/2006/math" xmlns:v="urn:schemas-microsoft-com:vml" xmlns:wp14="http://schemas.microsoft.com/office/word/2010/wordprocessingDrawing" xmlns:wp="http://schemas.openxmlformats.org/drawingml/2006/wordprocessingDrawing" xmlns:w10="urn:schemas-microsoft-com:office:word" xmlns:w="http://schemas.openxmlformats.org/wordprocessingml/2006/main" xmlns:w14="http://schemas.microsoft.com/office/word/2010/wordml" xmlns:w15="http://schemas.microsoft.com/office/word/2012/wordml" xmlns:w16cex="http://schemas.microsoft.com/office/word/2018/wordml/cex" xmlns:w16cid="http://schemas.microsoft.com/office/word/2016/wordml/cid" xmlns:w16="http://schemas.microsoft.com/office/word/2018/wordml" xmlns:w16du="http://schemas.microsoft.com/office/word/2023/wordml/word16du" xmlns:w16sdtdh="http://schemas.microsoft.com/office/word/2020/wordml/sdtdatahash" xmlns:w16sdtfl="http://schemas.microsoft.com/office/word/2024/wordml/sdtformatlock" xmlns:w16se="http://schemas.microsoft.com/office/word/2015/wordml/symex" xmlns:wpg="http://schemas.microsoft.com/office/word/2010/wordprocessingGroup" xmlns:wpi="http://schemas.microsoft.com/office/word/2010/wordprocessingInk" xmlns:wne="http://schemas.microsoft.com/office/word/2006/wordml" xmlns:wps="http://schemas.microsoft.com/office/word/2010/wordprocessingShape" mc:Ignorable="w14 w15 w16se w16cid w16 w16cex w16sdtdh w16sdtfl w16du wp14">
   <w:p>
     <w:pPr>
       <w:pStyle w:val="Footer"/>
@@ -1551,7 +1546,7 @@
 </file>
 
 <file path=word/footer2.xml><?xml version="1.0" encoding="utf-8"?>
-<w:ftr xmlns:wpc="http://schemas.microsoft.com/office/word/2010/wordprocessingCanvas" xmlns:cx="http://schemas.microsoft.com/office/drawing/2014/chartex" xmlns:cx1="http://schemas.microsoft.com/office/drawing/2015/9/8/chartex" xmlns:cx2="http://schemas.microsoft.com/office/drawing/2015/10/21/chartex" xmlns:cx3="http://schemas.microsoft.com/office/drawing/2016/5/9/chartex" xmlns:cx4="http://schemas.microsoft.com/office/drawing/2016/5/10/chartex" xmlns:cx5="http://schemas.microsoft.com/office/drawing/2016/5/11/chartex" xmlns:cx6="http://schemas.microsoft.com/office/drawing/2016/5/12/chartex" xmlns:cx7="http://schemas.microsoft.com/office/drawing/2016/5/13/chartex" xmlns:cx8="http://schemas.microsoft.com/office/drawing/2016/5/14/chartex" xmlns:mc="http://schemas.openxmlformats.org/markup-compatibility/2006" xmlns:aink="http://schemas.microsoft.com/office/drawing/2016/ink" xmlns:am3d="http://schemas.microsoft.com/office/drawing/2017/model3d" xmlns:o="urn:schemas-microsoft-com:office:office" xmlns:oel="http://schemas.microsoft.com/office/2019/extlst" xmlns:r="http://schemas.openxmlformats.org/officeDocument/2006/relationships" xmlns:m="http://schemas.openxmlformats.org/officeDocument/2006/math" xmlns:v="urn:schemas-microsoft-com:vml" xmlns:wp14="http://schemas.microsoft.com/office/word/2010/wordprocessingDrawing" xmlns:wp="http://schemas.openxmlformats.org/drawingml/2006/wordprocessingDrawing" xmlns:w10="urn:schemas-microsoft-com:office:word" xmlns:w="http://schemas.openxmlformats.org/wordprocessingml/2006/main" xmlns:w14="http://schemas.microsoft.com/office/word/2010/wordml" xmlns:w15="http://schemas.microsoft.com/office/word/2012/wordml" xmlns:w16cex="http://schemas.microsoft.com/office/word/2018/wordml/cex" xmlns:w16cid="http://schemas.microsoft.com/office/word/2016/wordml/cid" xmlns:w16="http://schemas.microsoft.com/office/word/2018/wordml" xmlns:w16sdtdh="http://schemas.microsoft.com/office/word/2020/wordml/sdtdatahash" xmlns:w16se="http://schemas.microsoft.com/office/word/2015/wordml/symex" xmlns:wpg="http://schemas.microsoft.com/office/word/2010/wordprocessingGroup" xmlns:wpi="http://schemas.microsoft.com/office/word/2010/wordprocessingInk" xmlns:wne="http://schemas.microsoft.com/office/word/2006/wordml" xmlns:wps="http://schemas.microsoft.com/office/word/2010/wordprocessingShape" mc:Ignorable="w14 w15 w16se w16cid w16 w16cex w16sdtdh wp14">
+<w:ftr xmlns:wpc="http://schemas.microsoft.com/office/word/2010/wordprocessingCanvas" xmlns:cx="http://schemas.microsoft.com/office/drawing/2014/chartex" xmlns:cx1="http://schemas.microsoft.com/office/drawing/2015/9/8/chartex" xmlns:cx2="http://schemas.microsoft.com/office/drawing/2015/10/21/chartex" xmlns:cx3="http://schemas.microsoft.com/office/drawing/2016/5/9/chartex" xmlns:cx4="http://schemas.microsoft.com/office/drawing/2016/5/10/chartex" xmlns:cx5="http://schemas.microsoft.com/office/drawing/2016/5/11/chartex" xmlns:cx6="http://schemas.microsoft.com/office/drawing/2016/5/12/chartex" xmlns:cx7="http://schemas.microsoft.com/office/drawing/2016/5/13/chartex" xmlns:cx8="http://schemas.microsoft.com/office/drawing/2016/5/14/chartex" xmlns:mc="http://schemas.openxmlformats.org/markup-compatibility/2006" xmlns:aink="http://schemas.microsoft.com/office/drawing/2016/ink" xmlns:am3d="http://schemas.microsoft.com/office/drawing/2017/model3d" xmlns:o="urn:schemas-microsoft-com:office:office" xmlns:oel="http://schemas.microsoft.com/office/2019/extlst" xmlns:r="http://schemas.openxmlformats.org/officeDocument/2006/relationships" xmlns:m="http://schemas.openxmlformats.org/officeDocument/2006/math" xmlns:v="urn:schemas-microsoft-com:vml" xmlns:wp14="http://schemas.microsoft.com/office/word/2010/wordprocessingDrawing" xmlns:wp="http://schemas.openxmlformats.org/drawingml/2006/wordprocessingDrawing" xmlns:w10="urn:schemas-microsoft-com:office:word" xmlns:w="http://schemas.openxmlformats.org/wordprocessingml/2006/main" xmlns:w14="http://schemas.microsoft.com/office/word/2010/wordml" xmlns:w15="http://schemas.microsoft.com/office/word/2012/wordml" xmlns:w16cex="http://schemas.microsoft.com/office/word/2018/wordml/cex" xmlns:w16cid="http://schemas.microsoft.com/office/word/2016/wordml/cid" xmlns:w16="http://schemas.microsoft.com/office/word/2018/wordml" xmlns:w16du="http://schemas.microsoft.com/office/word/2023/wordml/word16du" xmlns:w16sdtdh="http://schemas.microsoft.com/office/word/2020/wordml/sdtdatahash" xmlns:w16sdtfl="http://schemas.microsoft.com/office/word/2024/wordml/sdtformatlock" xmlns:w16se="http://schemas.microsoft.com/office/word/2015/wordml/symex" xmlns:wpg="http://schemas.microsoft.com/office/word/2010/wordprocessingGroup" xmlns:wpi="http://schemas.microsoft.com/office/word/2010/wordprocessingInk" xmlns:wne="http://schemas.microsoft.com/office/word/2006/wordml" xmlns:wps="http://schemas.microsoft.com/office/word/2010/wordprocessingShape" mc:Ignorable="w14 w15 w16se w16cid w16 w16cex w16sdtdh w16sdtfl w16du wp14">
   <w:p>
     <w:pPr>
       <w:jc w:val="right"/>
@@ -1670,7 +1665,7 @@
 </file>
 
 <file path=word/footer3.xml><?xml version="1.0" encoding="utf-8"?>
-<w:ftr xmlns:wpc="http://schemas.microsoft.com/office/word/2010/wordprocessingCanvas" xmlns:cx="http://schemas.microsoft.com/office/drawing/2014/chartex" xmlns:cx1="http://schemas.microsoft.com/office/drawing/2015/9/8/chartex" xmlns:cx2="http://schemas.microsoft.com/office/drawing/2015/10/21/chartex" xmlns:cx3="http://schemas.microsoft.com/office/drawing/2016/5/9/chartex" xmlns:cx4="http://schemas.microsoft.com/office/drawing/2016/5/10/chartex" xmlns:cx5="http://schemas.microsoft.com/office/drawing/2016/5/11/chartex" xmlns:cx6="http://schemas.microsoft.com/office/drawing/2016/5/12/chartex" xmlns:cx7="http://schemas.microsoft.com/office/drawing/2016/5/13/chartex" xmlns:cx8="http://schemas.microsoft.com/office/drawing/2016/5/14/chartex" xmlns:mc="http://schemas.openxmlformats.org/markup-compatibility/2006" xmlns:aink="http://schemas.microsoft.com/office/drawing/2016/ink" xmlns:am3d="http://schemas.microsoft.com/office/drawing/2017/model3d" xmlns:o="urn:schemas-microsoft-com:office:office" xmlns:oel="http://schemas.microsoft.com/office/2019/extlst" xmlns:r="http://schemas.openxmlformats.org/officeDocument/2006/relationships" xmlns:m="http://schemas.openxmlformats.org/officeDocument/2006/math" xmlns:v="urn:schemas-microsoft-com:vml" xmlns:wp14="http://schemas.microsoft.com/office/word/2010/wordprocessingDrawing" xmlns:wp="http://schemas.openxmlformats.org/drawingml/2006/wordprocessingDrawing" xmlns:w10="urn:schemas-microsoft-com:office:word" xmlns:w="http://schemas.openxmlformats.org/wordprocessingml/2006/main" xmlns:w14="http://schemas.microsoft.com/office/word/2010/wordml" xmlns:w15="http://schemas.microsoft.com/office/word/2012/wordml" xmlns:w16cex="http://schemas.microsoft.com/office/word/2018/wordml/cex" xmlns:w16cid="http://schemas.microsoft.com/office/word/2016/wordml/cid" xmlns:w16="http://schemas.microsoft.com/office/word/2018/wordml" xmlns:w16sdtdh="http://schemas.microsoft.com/office/word/2020/wordml/sdtdatahash" xmlns:w16se="http://schemas.microsoft.com/office/word/2015/wordml/symex" xmlns:wpg="http://schemas.microsoft.com/office/word/2010/wordprocessingGroup" xmlns:wpi="http://schemas.microsoft.com/office/word/2010/wordprocessingInk" xmlns:wne="http://schemas.microsoft.com/office/word/2006/wordml" xmlns:wps="http://schemas.microsoft.com/office/word/2010/wordprocessingShape" mc:Ignorable="w14 w15 w16se w16cid w16 w16cex w16sdtdh wp14">
+<w:ftr xmlns:wpc="http://schemas.microsoft.com/office/word/2010/wordprocessingCanvas" xmlns:cx="http://schemas.microsoft.com/office/drawing/2014/chartex" xmlns:cx1="http://schemas.microsoft.com/office/drawing/2015/9/8/chartex" xmlns:cx2="http://schemas.microsoft.com/office/drawing/2015/10/21/chartex" xmlns:cx3="http://schemas.microsoft.com/office/drawing/2016/5/9/chartex" xmlns:cx4="http://schemas.microsoft.com/office/drawing/2016/5/10/chartex" xmlns:cx5="http://schemas.microsoft.com/office/drawing/2016/5/11/chartex" xmlns:cx6="http://schemas.microsoft.com/office/drawing/2016/5/12/chartex" xmlns:cx7="http://schemas.microsoft.com/office/drawing/2016/5/13/chartex" xmlns:cx8="http://schemas.microsoft.com/office/drawing/2016/5/14/chartex" xmlns:mc="http://schemas.openxmlformats.org/markup-compatibility/2006" xmlns:aink="http://schemas.microsoft.com/office/drawing/2016/ink" xmlns:am3d="http://schemas.microsoft.com/office/drawing/2017/model3d" xmlns:o="urn:schemas-microsoft-com:office:office" xmlns:oel="http://schemas.microsoft.com/office/2019/extlst" xmlns:r="http://schemas.openxmlformats.org/officeDocument/2006/relationships" xmlns:m="http://schemas.openxmlformats.org/officeDocument/2006/math" xmlns:v="urn:schemas-microsoft-com:vml" xmlns:wp14="http://schemas.microsoft.com/office/word/2010/wordprocessingDrawing" xmlns:wp="http://schemas.openxmlformats.org/drawingml/2006/wordprocessingDrawing" xmlns:w10="urn:schemas-microsoft-com:office:word" xmlns:w="http://schemas.openxmlformats.org/wordprocessingml/2006/main" xmlns:w14="http://schemas.microsoft.com/office/word/2010/wordml" xmlns:w15="http://schemas.microsoft.com/office/word/2012/wordml" xmlns:w16cex="http://schemas.microsoft.com/office/word/2018/wordml/cex" xmlns:w16cid="http://schemas.microsoft.com/office/word/2016/wordml/cid" xmlns:w16="http://schemas.microsoft.com/office/word/2018/wordml" xmlns:w16du="http://schemas.microsoft.com/office/word/2023/wordml/word16du" xmlns:w16sdtdh="http://schemas.microsoft.com/office/word/2020/wordml/sdtdatahash" xmlns:w16sdtfl="http://schemas.microsoft.com/office/word/2024/wordml/sdtformatlock" xmlns:w16se="http://schemas.microsoft.com/office/word/2015/wordml/symex" xmlns:wpg="http://schemas.microsoft.com/office/word/2010/wordprocessingGroup" xmlns:wpi="http://schemas.microsoft.com/office/word/2010/wordprocessingInk" xmlns:wne="http://schemas.microsoft.com/office/word/2006/wordml" xmlns:wps="http://schemas.microsoft.com/office/word/2010/wordprocessingShape" mc:Ignorable="w14 w15 w16se w16cid w16 w16cex w16sdtdh w16sdtfl w16du wp14">
   <w:p>
     <w:pPr>
       <w:pStyle w:val="Footer"/>
@@ -1680,7 +1675,7 @@
 </file>
 
 <file path=word/footnotes.xml><?xml version="1.0" encoding="utf-8"?>
-<w:footnotes xmlns:wpc="http://schemas.microsoft.com/office/word/2010/wordprocessingCanvas" xmlns:cx="http://schemas.microsoft.com/office/drawing/2014/chartex" xmlns:cx1="http://schemas.microsoft.com/office/drawing/2015/9/8/chartex" xmlns:cx2="http://schemas.microsoft.com/office/drawing/2015/10/21/chartex" xmlns:cx3="http://schemas.microsoft.com/office/drawing/2016/5/9/chartex" xmlns:cx4="http://schemas.microsoft.com/office/drawing/2016/5/10/chartex" xmlns:cx5="http://schemas.microsoft.com/office/drawing/2016/5/11/chartex" xmlns:cx6="http://schemas.microsoft.com/office/drawing/2016/5/12/chartex" xmlns:cx7="http://schemas.microsoft.com/office/drawing/2016/5/13/chartex" xmlns:cx8="http://schemas.microsoft.com/office/drawing/2016/5/14/chartex" xmlns:mc="http://schemas.openxmlformats.org/markup-compatibility/2006" xmlns:aink="http://schemas.microsoft.com/office/drawing/2016/ink" xmlns:am3d="http://schemas.microsoft.com/office/drawing/2017/model3d" xmlns:o="urn:schemas-microsoft-com:office:office" xmlns:oel="http://schemas.microsoft.com/office/2019/extlst" xmlns:r="http://schemas.openxmlformats.org/officeDocument/2006/relationships" xmlns:m="http://schemas.openxmlformats.org/officeDocument/2006/math" xmlns:v="urn:schemas-microsoft-com:vml" xmlns:wp14="http://schemas.microsoft.com/office/word/2010/wordprocessingDrawing" xmlns:wp="http://schemas.openxmlformats.org/drawingml/2006/wordprocessingDrawing" xmlns:w10="urn:schemas-microsoft-com:office:word" xmlns:w="http://schemas.openxmlformats.org/wordprocessingml/2006/main" xmlns:w14="http://schemas.microsoft.com/office/word/2010/wordml" xmlns:w15="http://schemas.microsoft.com/office/word/2012/wordml" xmlns:w16cex="http://schemas.microsoft.com/office/word/2018/wordml/cex" xmlns:w16cid="http://schemas.microsoft.com/office/word/2016/wordml/cid" xmlns:w16="http://schemas.microsoft.com/office/word/2018/wordml" xmlns:w16sdtdh="http://schemas.microsoft.com/office/word/2020/wordml/sdtdatahash" xmlns:w16se="http://schemas.microsoft.com/office/word/2015/wordml/symex" xmlns:wpg="http://schemas.microsoft.com/office/word/2010/wordprocessingGroup" xmlns:wpi="http://schemas.microsoft.com/office/word/2010/wordprocessingInk" xmlns:wne="http://schemas.microsoft.com/office/word/2006/wordml" xmlns:wps="http://schemas.microsoft.com/office/word/2010/wordprocessingShape" mc:Ignorable="w14 w15 w16se w16cid w16 w16cex w16sdtdh wp14">
+<w:footnotes xmlns:wpc="http://schemas.microsoft.com/office/word/2010/wordprocessingCanvas" xmlns:cx="http://schemas.microsoft.com/office/drawing/2014/chartex" xmlns:cx1="http://schemas.microsoft.com/office/drawing/2015/9/8/chartex" xmlns:cx2="http://schemas.microsoft.com/office/drawing/2015/10/21/chartex" xmlns:cx3="http://schemas.microsoft.com/office/drawing/2016/5/9/chartex" xmlns:cx4="http://schemas.microsoft.com/office/drawing/2016/5/10/chartex" xmlns:cx5="http://schemas.microsoft.com/office/drawing/2016/5/11/chartex" xmlns:cx6="http://schemas.microsoft.com/office/drawing/2016/5/12/chartex" xmlns:cx7="http://schemas.microsoft.com/office/drawing/2016/5/13/chartex" xmlns:cx8="http://schemas.microsoft.com/office/drawing/2016/5/14/chartex" xmlns:mc="http://schemas.openxmlformats.org/markup-compatibility/2006" xmlns:aink="http://schemas.microsoft.com/office/drawing/2016/ink" xmlns:am3d="http://schemas.microsoft.com/office/drawing/2017/model3d" xmlns:o="urn:schemas-microsoft-com:office:office" xmlns:oel="http://schemas.microsoft.com/office/2019/extlst" xmlns:r="http://schemas.openxmlformats.org/officeDocument/2006/relationships" xmlns:m="http://schemas.openxmlformats.org/officeDocument/2006/math" xmlns:v="urn:schemas-microsoft-com:vml" xmlns:wp14="http://schemas.microsoft.com/office/word/2010/wordprocessingDrawing" xmlns:wp="http://schemas.openxmlformats.org/drawingml/2006/wordprocessingDrawing" xmlns:w10="urn:schemas-microsoft-com:office:word" xmlns:w="http://schemas.openxmlformats.org/wordprocessingml/2006/main" xmlns:w14="http://schemas.microsoft.com/office/word/2010/wordml" xmlns:w15="http://schemas.microsoft.com/office/word/2012/wordml" xmlns:w16cex="http://schemas.microsoft.com/office/word/2018/wordml/cex" xmlns:w16cid="http://schemas.microsoft.com/office/word/2016/wordml/cid" xmlns:w16="http://schemas.microsoft.com/office/word/2018/wordml" xmlns:w16du="http://schemas.microsoft.com/office/word/2023/wordml/word16du" xmlns:w16sdtdh="http://schemas.microsoft.com/office/word/2020/wordml/sdtdatahash" xmlns:w16sdtfl="http://schemas.microsoft.com/office/word/2024/wordml/sdtformatlock" xmlns:w16se="http://schemas.microsoft.com/office/word/2015/wordml/symex" xmlns:wpg="http://schemas.microsoft.com/office/word/2010/wordprocessingGroup" xmlns:wpi="http://schemas.microsoft.com/office/word/2010/wordprocessingInk" xmlns:wne="http://schemas.microsoft.com/office/word/2006/wordml" xmlns:wps="http://schemas.microsoft.com/office/word/2010/wordprocessingShape" mc:Ignorable="w14 w15 w16se w16cid w16 w16cex w16sdtdh w16sdtfl w16du wp14">
   <w:footnote w:type="separator" w:id="-1">
     <w:p>
       <w:pPr>
@@ -1705,7 +1700,7 @@
 </file>
 
 <file path=word/header1.xml><?xml version="1.0" encoding="utf-8"?>
-<w:hdr xmlns:wpc="http://schemas.microsoft.com/office/word/2010/wordprocessingCanvas" xmlns:cx="http://schemas.microsoft.com/office/drawing/2014/chartex" xmlns:cx1="http://schemas.microsoft.com/office/drawing/2015/9/8/chartex" xmlns:cx2="http://schemas.microsoft.com/office/drawing/2015/10/21/chartex" xmlns:cx3="http://schemas.microsoft.com/office/drawing/2016/5/9/chartex" xmlns:cx4="http://schemas.microsoft.com/office/drawing/2016/5/10/chartex" xmlns:cx5="http://schemas.microsoft.com/office/drawing/2016/5/11/chartex" xmlns:cx6="http://schemas.microsoft.com/office/drawing/2016/5/12/chartex" xmlns:cx7="http://schemas.microsoft.com/office/drawing/2016/5/13/chartex" xmlns:cx8="http://schemas.microsoft.com/office/drawing/2016/5/14/chartex" xmlns:mc="http://schemas.openxmlformats.org/markup-compatibility/2006" xmlns:aink="http://schemas.microsoft.com/office/drawing/2016/ink" xmlns:am3d="http://schemas.microsoft.com/office/drawing/2017/model3d" xmlns:o="urn:schemas-microsoft-com:office:office" xmlns:oel="http://schemas.microsoft.com/office/2019/extlst" xmlns:r="http://schemas.openxmlformats.org/officeDocument/2006/relationships" xmlns:m="http://schemas.openxmlformats.org/officeDocument/2006/math" xmlns:v="urn:schemas-microsoft-com:vml" xmlns:wp14="http://schemas.microsoft.com/office/word/2010/wordprocessingDrawing" xmlns:wp="http://schemas.openxmlformats.org/drawingml/2006/wordprocessingDrawing" xmlns:w10="urn:schemas-microsoft-com:office:word" xmlns:w="http://schemas.openxmlformats.org/wordprocessingml/2006/main" xmlns:w14="http://schemas.microsoft.com/office/word/2010/wordml" xmlns:w15="http://schemas.microsoft.com/office/word/2012/wordml" xmlns:w16cex="http://schemas.microsoft.com/office/word/2018/wordml/cex" xmlns:w16cid="http://schemas.microsoft.com/office/word/2016/wordml/cid" xmlns:w16="http://schemas.microsoft.com/office/word/2018/wordml" xmlns:w16sdtdh="http://schemas.microsoft.com/office/word/2020/wordml/sdtdatahash" xmlns:w16se="http://schemas.microsoft.com/office/word/2015/wordml/symex" xmlns:wpg="http://schemas.microsoft.com/office/word/2010/wordprocessingGroup" xmlns:wpi="http://schemas.microsoft.com/office/word/2010/wordprocessingInk" xmlns:wne="http://schemas.microsoft.com/office/word/2006/wordml" xmlns:wps="http://schemas.microsoft.com/office/word/2010/wordprocessingShape" mc:Ignorable="w14 w15 w16se w16cid w16 w16cex w16sdtdh wp14">
+<w:hdr xmlns:wpc="http://schemas.microsoft.com/office/word/2010/wordprocessingCanvas" xmlns:cx="http://schemas.microsoft.com/office/drawing/2014/chartex" xmlns:cx1="http://schemas.microsoft.com/office/drawing/2015/9/8/chartex" xmlns:cx2="http://schemas.microsoft.com/office/drawing/2015/10/21/chartex" xmlns:cx3="http://schemas.microsoft.com/office/drawing/2016/5/9/chartex" xmlns:cx4="http://schemas.microsoft.com/office/drawing/2016/5/10/chartex" xmlns:cx5="http://schemas.microsoft.com/office/drawing/2016/5/11/chartex" xmlns:cx6="http://schemas.microsoft.com/office/drawing/2016/5/12/chartex" xmlns:cx7="http://schemas.microsoft.com/office/drawing/2016/5/13/chartex" xmlns:cx8="http://schemas.microsoft.com/office/drawing/2016/5/14/chartex" xmlns:mc="http://schemas.openxmlformats.org/markup-compatibility/2006" xmlns:aink="http://schemas.microsoft.com/office/drawing/2016/ink" xmlns:am3d="http://schemas.microsoft.com/office/drawing/2017/model3d" xmlns:o="urn:schemas-microsoft-com:office:office" xmlns:oel="http://schemas.microsoft.com/office/2019/extlst" xmlns:r="http://schemas.openxmlformats.org/officeDocument/2006/relationships" xmlns:m="http://schemas.openxmlformats.org/officeDocument/2006/math" xmlns:v="urn:schemas-microsoft-com:vml" xmlns:wp14="http://schemas.microsoft.com/office/word/2010/wordprocessingDrawing" xmlns:wp="http://schemas.openxmlformats.org/drawingml/2006/wordprocessingDrawing" xmlns:w10="urn:schemas-microsoft-com:office:word" xmlns:w="http://schemas.openxmlformats.org/wordprocessingml/2006/main" xmlns:w14="http://schemas.microsoft.com/office/word/2010/wordml" xmlns:w15="http://schemas.microsoft.com/office/word/2012/wordml" xmlns:w16cex="http://schemas.microsoft.com/office/word/2018/wordml/cex" xmlns:w16cid="http://schemas.microsoft.com/office/word/2016/wordml/cid" xmlns:w16="http://schemas.microsoft.com/office/word/2018/wordml" xmlns:w16du="http://schemas.microsoft.com/office/word/2023/wordml/word16du" xmlns:w16sdtdh="http://schemas.microsoft.com/office/word/2020/wordml/sdtdatahash" xmlns:w16sdtfl="http://schemas.microsoft.com/office/word/2024/wordml/sdtformatlock" xmlns:w16se="http://schemas.microsoft.com/office/word/2015/wordml/symex" xmlns:wpg="http://schemas.microsoft.com/office/word/2010/wordprocessingGroup" xmlns:wpi="http://schemas.microsoft.com/office/word/2010/wordprocessingInk" xmlns:wne="http://schemas.microsoft.com/office/word/2006/wordml" xmlns:wps="http://schemas.microsoft.com/office/word/2010/wordprocessingShape" mc:Ignorable="w14 w15 w16se w16cid w16 w16cex w16sdtdh w16sdtfl w16du wp14">
   <w:p>
     <w:pPr>
       <w:pStyle w:val="Header"/>
@@ -1715,7 +1710,7 @@
 </file>
 
 <file path=word/header2.xml><?xml version="1.0" encoding="utf-8"?>
-<w:hdr xmlns:wpc="http://schemas.microsoft.com/office/word/2010/wordprocessingCanvas" xmlns:cx="http://schemas.microsoft.com/office/drawing/2014/chartex" xmlns:cx1="http://schemas.microsoft.com/office/drawing/2015/9/8/chartex" xmlns:cx2="http://schemas.microsoft.com/office/drawing/2015/10/21/chartex" xmlns:cx3="http://schemas.microsoft.com/office/drawing/2016/5/9/chartex" xmlns:cx4="http://schemas.microsoft.com/office/drawing/2016/5/10/chartex" xmlns:cx5="http://schemas.microsoft.com/office/drawing/2016/5/11/chartex" xmlns:cx6="http://schemas.microsoft.com/office/drawing/2016/5/12/chartex" xmlns:cx7="http://schemas.microsoft.com/office/drawing/2016/5/13/chartex" xmlns:cx8="http://schemas.microsoft.com/office/drawing/2016/5/14/chartex" xmlns:mc="http://schemas.openxmlformats.org/markup-compatibility/2006" xmlns:aink="http://schemas.microsoft.com/office/drawing/2016/ink" xmlns:am3d="http://schemas.microsoft.com/office/drawing/2017/model3d" xmlns:o="urn:schemas-microsoft-com:office:office" xmlns:oel="http://schemas.microsoft.com/office/2019/extlst" xmlns:r="http://schemas.openxmlformats.org/officeDocument/2006/relationships" xmlns:m="http://schemas.openxmlformats.org/officeDocument/2006/math" xmlns:v="urn:schemas-microsoft-com:vml" xmlns:wp14="http://schemas.microsoft.com/office/word/2010/wordprocessingDrawing" xmlns:wp="http://schemas.openxmlformats.org/drawingml/2006/wordprocessingDrawing" xmlns:w10="urn:schemas-microsoft-com:office:word" xmlns:w="http://schemas.openxmlformats.org/wordprocessingml/2006/main" xmlns:w14="http://schemas.microsoft.com/office/word/2010/wordml" xmlns:w15="http://schemas.microsoft.com/office/word/2012/wordml" xmlns:w16cex="http://schemas.microsoft.com/office/word/2018/wordml/cex" xmlns:w16cid="http://schemas.microsoft.com/office/word/2016/wordml/cid" xmlns:w16="http://schemas.microsoft.com/office/word/2018/wordml" xmlns:w16sdtdh="http://schemas.microsoft.com/office/word/2020/wordml/sdtdatahash" xmlns:w16se="http://schemas.microsoft.com/office/word/2015/wordml/symex" xmlns:wpg="http://schemas.microsoft.com/office/word/2010/wordprocessingGroup" xmlns:wpi="http://schemas.microsoft.com/office/word/2010/wordprocessingInk" xmlns:wne="http://schemas.microsoft.com/office/word/2006/wordml" xmlns:wps="http://schemas.microsoft.com/office/word/2010/wordprocessingShape" mc:Ignorable="w14 w15 w16se w16cid w16 w16cex w16sdtdh wp14">
+<w:hdr xmlns:wpc="http://schemas.microsoft.com/office/word/2010/wordprocessingCanvas" xmlns:cx="http://schemas.microsoft.com/office/drawing/2014/chartex" xmlns:cx1="http://schemas.microsoft.com/office/drawing/2015/9/8/chartex" xmlns:cx2="http://schemas.microsoft.com/office/drawing/2015/10/21/chartex" xmlns:cx3="http://schemas.microsoft.com/office/drawing/2016/5/9/chartex" xmlns:cx4="http://schemas.microsoft.com/office/drawing/2016/5/10/chartex" xmlns:cx5="http://schemas.microsoft.com/office/drawing/2016/5/11/chartex" xmlns:cx6="http://schemas.microsoft.com/office/drawing/2016/5/12/chartex" xmlns:cx7="http://schemas.microsoft.com/office/drawing/2016/5/13/chartex" xmlns:cx8="http://schemas.microsoft.com/office/drawing/2016/5/14/chartex" xmlns:mc="http://schemas.openxmlformats.org/markup-compatibility/2006" xmlns:aink="http://schemas.microsoft.com/office/drawing/2016/ink" xmlns:am3d="http://schemas.microsoft.com/office/drawing/2017/model3d" xmlns:o="urn:schemas-microsoft-com:office:office" xmlns:oel="http://schemas.microsoft.com/office/2019/extlst" xmlns:r="http://schemas.openxmlformats.org/officeDocument/2006/relationships" xmlns:m="http://schemas.openxmlformats.org/officeDocument/2006/math" xmlns:v="urn:schemas-microsoft-com:vml" xmlns:wp14="http://schemas.microsoft.com/office/word/2010/wordprocessingDrawing" xmlns:wp="http://schemas.openxmlformats.org/drawingml/2006/wordprocessingDrawing" xmlns:w10="urn:schemas-microsoft-com:office:word" xmlns:w="http://schemas.openxmlformats.org/wordprocessingml/2006/main" xmlns:w14="http://schemas.microsoft.com/office/word/2010/wordml" xmlns:w15="http://schemas.microsoft.com/office/word/2012/wordml" xmlns:w16cex="http://schemas.microsoft.com/office/word/2018/wordml/cex" xmlns:w16cid="http://schemas.microsoft.com/office/word/2016/wordml/cid" xmlns:w16="http://schemas.microsoft.com/office/word/2018/wordml" xmlns:w16du="http://schemas.microsoft.com/office/word/2023/wordml/word16du" xmlns:w16sdtdh="http://schemas.microsoft.com/office/word/2020/wordml/sdtdatahash" xmlns:w16sdtfl="http://schemas.microsoft.com/office/word/2024/wordml/sdtformatlock" xmlns:w16se="http://schemas.microsoft.com/office/word/2015/wordml/symex" xmlns:wpg="http://schemas.microsoft.com/office/word/2010/wordprocessingGroup" xmlns:wpi="http://schemas.microsoft.com/office/word/2010/wordprocessingInk" xmlns:wne="http://schemas.microsoft.com/office/word/2006/wordml" xmlns:wps="http://schemas.microsoft.com/office/word/2010/wordprocessingShape" mc:Ignorable="w14 w15 w16se w16cid w16 w16cex w16sdtdh w16sdtfl w16du wp14">
   <w:p>
     <w:pPr>
       <w:rPr>
@@ -1884,6 +1879,7 @@
       </w:rPr>
       <w:t xml:space="preserve">Invoice </w:t>
     </w:r>
+    <w:proofErr w:type="gramStart"/>
     <w:r>
       <w:rPr>
         <w:b/>
@@ -1911,6 +1907,7 @@
       </w:rPr>
       <w:t>:</w:t>
     </w:r>
+    <w:proofErr w:type="gramEnd"/>
     <w:r>
       <w:rPr>
         <w:b/>
@@ -2042,7 +2039,18 @@
         <w:color w:val="4472C4" w:themeColor="accent1"/>
         <w:sz w:val="22"/>
       </w:rPr>
-      <w:t xml:space="preserve">                  </w:t>
+      <w:t xml:space="preserve">               </w:t>
+    </w:r>
+    <w:proofErr w:type="gramStart"/>
+    <w:r>
+      <w:rPr>
+        <w:i/>
+        <w:iCs/>
+        <w:noProof/>
+        <w:color w:val="4472C4" w:themeColor="accent1"/>
+        <w:sz w:val="22"/>
+      </w:rPr>
+      <w:t xml:space="preserve">   </w:t>
     </w:r>
     <w:r>
       <w:rPr>
@@ -2050,7 +2058,16 @@
         <w:sz w:val="18"/>
         <w:szCs w:val="18"/>
       </w:rPr>
-      <w:t>{{</w:t>
+      <w:t>{</w:t>
+    </w:r>
+    <w:proofErr w:type="gramEnd"/>
+    <w:r>
+      <w:rPr>
+        <w:color w:val="4472C4" w:themeColor="accent1"/>
+        <w:sz w:val="18"/>
+        <w:szCs w:val="18"/>
+      </w:rPr>
+      <w:t>{</w:t>
     </w:r>
     <w:proofErr w:type="spellStart"/>
     <w:r>
@@ -2097,7 +2114,7 @@
 </file>
 
 <file path=word/header3.xml><?xml version="1.0" encoding="utf-8"?>
-<w:hdr xmlns:wpc="http://schemas.microsoft.com/office/word/2010/wordprocessingCanvas" xmlns:cx="http://schemas.microsoft.com/office/drawing/2014/chartex" xmlns:cx1="http://schemas.microsoft.com/office/drawing/2015/9/8/chartex" xmlns:cx2="http://schemas.microsoft.com/office/drawing/2015/10/21/chartex" xmlns:cx3="http://schemas.microsoft.com/office/drawing/2016/5/9/chartex" xmlns:cx4="http://schemas.microsoft.com/office/drawing/2016/5/10/chartex" xmlns:cx5="http://schemas.microsoft.com/office/drawing/2016/5/11/chartex" xmlns:cx6="http://schemas.microsoft.com/office/drawing/2016/5/12/chartex" xmlns:cx7="http://schemas.microsoft.com/office/drawing/2016/5/13/chartex" xmlns:cx8="http://schemas.microsoft.com/office/drawing/2016/5/14/chartex" xmlns:mc="http://schemas.openxmlformats.org/markup-compatibility/2006" xmlns:aink="http://schemas.microsoft.com/office/drawing/2016/ink" xmlns:am3d="http://schemas.microsoft.com/office/drawing/2017/model3d" xmlns:o="urn:schemas-microsoft-com:office:office" xmlns:oel="http://schemas.microsoft.com/office/2019/extlst" xmlns:r="http://schemas.openxmlformats.org/officeDocument/2006/relationships" xmlns:m="http://schemas.openxmlformats.org/officeDocument/2006/math" xmlns:v="urn:schemas-microsoft-com:vml" xmlns:wp14="http://schemas.microsoft.com/office/word/2010/wordprocessingDrawing" xmlns:wp="http://schemas.openxmlformats.org/drawingml/2006/wordprocessingDrawing" xmlns:w10="urn:schemas-microsoft-com:office:word" xmlns:w="http://schemas.openxmlformats.org/wordprocessingml/2006/main" xmlns:w14="http://schemas.microsoft.com/office/word/2010/wordml" xmlns:w15="http://schemas.microsoft.com/office/word/2012/wordml" xmlns:w16cex="http://schemas.microsoft.com/office/word/2018/wordml/cex" xmlns:w16cid="http://schemas.microsoft.com/office/word/2016/wordml/cid" xmlns:w16="http://schemas.microsoft.com/office/word/2018/wordml" xmlns:w16sdtdh="http://schemas.microsoft.com/office/word/2020/wordml/sdtdatahash" xmlns:w16se="http://schemas.microsoft.com/office/word/2015/wordml/symex" xmlns:wpg="http://schemas.microsoft.com/office/word/2010/wordprocessingGroup" xmlns:wpi="http://schemas.microsoft.com/office/word/2010/wordprocessingInk" xmlns:wne="http://schemas.microsoft.com/office/word/2006/wordml" xmlns:wps="http://schemas.microsoft.com/office/word/2010/wordprocessingShape" mc:Ignorable="w14 w15 w16se w16cid w16 w16cex w16sdtdh wp14">
+<w:hdr xmlns:wpc="http://schemas.microsoft.com/office/word/2010/wordprocessingCanvas" xmlns:cx="http://schemas.microsoft.com/office/drawing/2014/chartex" xmlns:cx1="http://schemas.microsoft.com/office/drawing/2015/9/8/chartex" xmlns:cx2="http://schemas.microsoft.com/office/drawing/2015/10/21/chartex" xmlns:cx3="http://schemas.microsoft.com/office/drawing/2016/5/9/chartex" xmlns:cx4="http://schemas.microsoft.com/office/drawing/2016/5/10/chartex" xmlns:cx5="http://schemas.microsoft.com/office/drawing/2016/5/11/chartex" xmlns:cx6="http://schemas.microsoft.com/office/drawing/2016/5/12/chartex" xmlns:cx7="http://schemas.microsoft.com/office/drawing/2016/5/13/chartex" xmlns:cx8="http://schemas.microsoft.com/office/drawing/2016/5/14/chartex" xmlns:mc="http://schemas.openxmlformats.org/markup-compatibility/2006" xmlns:aink="http://schemas.microsoft.com/office/drawing/2016/ink" xmlns:am3d="http://schemas.microsoft.com/office/drawing/2017/model3d" xmlns:o="urn:schemas-microsoft-com:office:office" xmlns:oel="http://schemas.microsoft.com/office/2019/extlst" xmlns:r="http://schemas.openxmlformats.org/officeDocument/2006/relationships" xmlns:m="http://schemas.openxmlformats.org/officeDocument/2006/math" xmlns:v="urn:schemas-microsoft-com:vml" xmlns:wp14="http://schemas.microsoft.com/office/word/2010/wordprocessingDrawing" xmlns:wp="http://schemas.openxmlformats.org/drawingml/2006/wordprocessingDrawing" xmlns:w10="urn:schemas-microsoft-com:office:word" xmlns:w="http://schemas.openxmlformats.org/wordprocessingml/2006/main" xmlns:w14="http://schemas.microsoft.com/office/word/2010/wordml" xmlns:w15="http://schemas.microsoft.com/office/word/2012/wordml" xmlns:w16cex="http://schemas.microsoft.com/office/word/2018/wordml/cex" xmlns:w16cid="http://schemas.microsoft.com/office/word/2016/wordml/cid" xmlns:w16="http://schemas.microsoft.com/office/word/2018/wordml" xmlns:w16du="http://schemas.microsoft.com/office/word/2023/wordml/word16du" xmlns:w16sdtdh="http://schemas.microsoft.com/office/word/2020/wordml/sdtdatahash" xmlns:w16sdtfl="http://schemas.microsoft.com/office/word/2024/wordml/sdtformatlock" xmlns:w16se="http://schemas.microsoft.com/office/word/2015/wordml/symex" xmlns:wpg="http://schemas.microsoft.com/office/word/2010/wordprocessingGroup" xmlns:wpi="http://schemas.microsoft.com/office/word/2010/wordprocessingInk" xmlns:wne="http://schemas.microsoft.com/office/word/2006/wordml" xmlns:wps="http://schemas.microsoft.com/office/word/2010/wordprocessingShape" mc:Ignorable="w14 w15 w16se w16cid w16 w16cex w16sdtdh w16sdtfl w16du wp14">
   <w:p>
     <w:pPr>
       <w:pStyle w:val="Header"/>
@@ -2107,7 +2124,7 @@
 </file>
 
 <file path=word/styles.xml><?xml version="1.0" encoding="utf-8"?>
-<w:styles xmlns:mc="http://schemas.openxmlformats.org/markup-compatibility/2006" xmlns:r="http://schemas.openxmlformats.org/officeDocument/2006/relationships" xmlns:w="http://schemas.openxmlformats.org/wordprocessingml/2006/main" xmlns:w14="http://schemas.microsoft.com/office/word/2010/wordml" xmlns:w15="http://schemas.microsoft.com/office/word/2012/wordml" xmlns:w16cex="http://schemas.microsoft.com/office/word/2018/wordml/cex" xmlns:w16cid="http://schemas.microsoft.com/office/word/2016/wordml/cid" xmlns:w16="http://schemas.microsoft.com/office/word/2018/wordml" xmlns:w16sdtdh="http://schemas.microsoft.com/office/word/2020/wordml/sdtdatahash" xmlns:w16se="http://schemas.microsoft.com/office/word/2015/wordml/symex" mc:Ignorable="w14 w15 w16se w16cid w16 w16cex w16sdtdh">
+<w:styles xmlns:mc="http://schemas.openxmlformats.org/markup-compatibility/2006" xmlns:r="http://schemas.openxmlformats.org/officeDocument/2006/relationships" xmlns:w="http://schemas.openxmlformats.org/wordprocessingml/2006/main" xmlns:w14="http://schemas.microsoft.com/office/word/2010/wordml" xmlns:w15="http://schemas.microsoft.com/office/word/2012/wordml" xmlns:w16cex="http://schemas.microsoft.com/office/word/2018/wordml/cex" xmlns:w16cid="http://schemas.microsoft.com/office/word/2016/wordml/cid" xmlns:w16="http://schemas.microsoft.com/office/word/2018/wordml" xmlns:w16du="http://schemas.microsoft.com/office/word/2023/wordml/word16du" xmlns:w16sdtdh="http://schemas.microsoft.com/office/word/2020/wordml/sdtdatahash" xmlns:w16sdtfl="http://schemas.microsoft.com/office/word/2024/wordml/sdtformatlock" xmlns:w16se="http://schemas.microsoft.com/office/word/2015/wordml/symex" mc:Ignorable="w14 w15 w16se w16cid w16 w16cex w16sdtdh w16sdtfl w16du">
   <w:docDefaults>
     <w:rPrDefault>
       <w:rPr>
@@ -2509,7 +2526,6 @@
   <w:style w:type="character" w:default="1" w:styleId="DefaultParagraphFont">
     <w:name w:val="Default Paragraph Font"/>
     <w:uiPriority w:val="1"/>
-    <w:semiHidden/>
     <w:unhideWhenUsed/>
   </w:style>
   <w:style w:type="table" w:default="1" w:styleId="TableNormal">
